--- a/DBTUNING/ch27_V뷰인스턴스튜닝2_대기이벤트/ch27_실습문제_정답.docx
+++ b/DBTUNING/ch27_V뷰인스턴스튜닝2_대기이벤트/ch27_실습문제_정답.docx
@@ -7,7 +7,7 @@
         <w:pStyle w:val="Heading1"/>
       </w:pPr>
       <w:r>
-        <w:t>제14장  V$ 뷰를 이용한 인스턴스 튜닝 ② 대기 이벤트 분석 — 실습문제 정답 및 해설</w:t>
+        <w:t>제ch27  V$ 뷰를 이용한 인스턴스 튜닝 ② 대기 이벤트 분석 — 실습문제 정답 및 해설</w:t>
       </w:r>
     </w:p>
     <w:p>
@@ -881,7 +881,7 @@
           <w:b w:val="0"/>
           <w:sz w:val="21"/>
         </w:rPr>
-        <w:t>해설: 같은 잠금 경합을 3장은 '누가 누구를 막았나', 14장은 '이 대기가 어느 세그먼트·SQL에서'로 다룬다. 심화다.</w:t>
+        <w:t>해설: 같은 잠금 경합을 ch17은 '누가 누구를 막았나', ch27은 '이 대기가 어느 세그먼트·SQL에서'로 다룬다. 심화다.</w:t>
       </w:r>
     </w:p>
     <w:p>

--- a/DBTUNING/ch27_V뷰인스턴스튜닝2_대기이벤트/ch27_실습문제_정답.docx
+++ b/DBTUNING/ch27_V뷰인스턴스튜닝2_대기이벤트/ch27_실습문제_정답.docx
@@ -7,7 +7,7 @@
         <w:pStyle w:val="Heading1"/>
       </w:pPr>
       <w:r>
-        <w:t>제ch27  V$ 뷰를 이용한 인스턴스 튜닝 ② 대기 이벤트 분석 — 실습문제 정답 및 해설</w:t>
+        <w:t>ch27  V$ 뷰를 이용한 인스턴스 튜닝 ② 대기 이벤트 분석 — 실습문제 정답 및 해설</w:t>
       </w:r>
     </w:p>
     <w:p>
